--- a/fuentes/DI_Sintesis_CF02_84710108.docx
+++ b/fuentes/DI_Sintesis_CF02_84710108.docx
@@ -190,13 +190,13 @@
         <mc:AlternateContent>
           <mc:Choice Requires="wpg">
             <w:drawing>
-              <wp:anchor distT="0" distB="0" distL="114300" distR="114300" simplePos="0" relativeHeight="251703296" behindDoc="0" locked="0" layoutInCell="1" allowOverlap="1" wp14:anchorId="7216094E" wp14:editId="13A1B0CF">
+              <wp:anchor distT="0" distB="0" distL="114300" distR="114300" simplePos="0" relativeHeight="251703296" behindDoc="0" locked="0" layoutInCell="1" allowOverlap="1" wp14:anchorId="7216094E" wp14:editId="4F678271">
                 <wp:simplePos x="0" y="0"/>
                 <wp:positionH relativeFrom="column">
-                  <wp:posOffset>8436</wp:posOffset>
+                  <wp:posOffset>-52130</wp:posOffset>
                 </wp:positionH>
                 <wp:positionV relativeFrom="paragraph">
-                  <wp:posOffset>14605</wp:posOffset>
+                  <wp:posOffset>-339078</wp:posOffset>
                 </wp:positionV>
                 <wp:extent cx="6332855" cy="9057640"/>
                 <wp:effectExtent l="0" t="0" r="0" b="10160"/>
@@ -259,7 +259,6 @@
                                   <w:lang w:val="en-US"/>
                                 </w:rPr>
                               </w:pPr>
-                              <w:proofErr w:type="spellStart"/>
                               <w:r>
                                 <w:rPr>
                                   <w:sz w:val="16"/>
@@ -268,7 +267,6 @@
                                 </w:rPr>
                                 <w:t>abarca</w:t>
                               </w:r>
-                              <w:proofErr w:type="spellEnd"/>
                             </w:p>
                           </w:txbxContent>
                         </wps:txbx>
@@ -307,7 +305,6 @@
                                   <w:lang w:val="en-US"/>
                                 </w:rPr>
                               </w:pPr>
-                              <w:proofErr w:type="spellStart"/>
                               <w:r>
                                 <w:rPr>
                                   <w:sz w:val="16"/>
@@ -316,7 +313,6 @@
                                 </w:rPr>
                                 <w:t>incluye</w:t>
                               </w:r>
-                              <w:proofErr w:type="spellEnd"/>
                             </w:p>
                           </w:txbxContent>
                         </wps:txbx>
@@ -355,7 +351,6 @@
                                   <w:lang w:val="en-US"/>
                                 </w:rPr>
                               </w:pPr>
-                              <w:proofErr w:type="spellStart"/>
                               <w:r>
                                 <w:rPr>
                                   <w:sz w:val="16"/>
@@ -364,7 +359,6 @@
                                 </w:rPr>
                                 <w:t>comprende</w:t>
                               </w:r>
-                              <w:proofErr w:type="spellEnd"/>
                             </w:p>
                           </w:txbxContent>
                         </wps:txbx>
@@ -403,7 +397,6 @@
                                   <w:lang w:val="en-US"/>
                                 </w:rPr>
                               </w:pPr>
-                              <w:proofErr w:type="spellStart"/>
                               <w:r>
                                 <w:rPr>
                                   <w:sz w:val="16"/>
@@ -412,7 +405,6 @@
                                 </w:rPr>
                                 <w:t>abarca</w:t>
                               </w:r>
-                              <w:proofErr w:type="spellEnd"/>
                             </w:p>
                           </w:txbxContent>
                         </wps:txbx>
@@ -428,7 +420,7 @@
           </mc:Choice>
           <mc:Fallback>
             <w:pict>
-              <v:group w14:anchorId="7216094E" id="Grupo 10" o:spid="_x0000_s1026" style="position:absolute;left:0;text-align:left;margin-left:.65pt;margin-top:1.15pt;width:498.65pt;height:713.2pt;z-index:251703296" coordsize="63328,90576" o:gfxdata="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">
+              <v:group w14:anchorId="7216094E" id="Grupo 10" o:spid="_x0000_s1026" style="position:absolute;left:0;text-align:left;margin-left:-4.1pt;margin-top:-26.7pt;width:498.65pt;height:713.2pt;z-index:251703296" coordsize="63328,90576" o:gfxdata="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">
                 <v:shapetype id="_x0000_t75" coordsize="21600,21600" o:spt="75" o:preferrelative="t" path="m@4@5l@4@11@9@11@9@5xe" filled="f" stroked="f">
                   <v:stroke joinstyle="miter"/>
                   <v:formulas>
@@ -448,7 +440,7 @@
                   <v:path o:extrusionok="f" gradientshapeok="t" o:connecttype="rect"/>
                   <o:lock v:ext="edit" aspectratio="t"/>
                 </v:shapetype>
-                <v:shape id="Diagrama 1" o:spid="_x0000_s1027" type="#_x0000_t75" alt="En la síntesis del componente formativo se presenta la estructura del enfoque Mi Pueblo, Mi Producto, Mi Orgullo – OVOP Colombia, organizada en cinco ejes: fundamentos y principios del enfoque, conceptos clave de desarrollo local, ruta metodológica con sus guías, didácticas activas para su implementación y procesos de evaluación orientados a fortalecer el aprendizaje y la acción comunitaria." style="position:absolute;left:13045;width:37307;height:90586;visibility:visible" o:gfxdata="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">
+                <v:shape id="Diagrama 1" o:spid="_x0000_s1027" type="#_x0000_t75" alt="En la síntesis del componente formativo se presenta la estructura del enfoque Mi Pueblo, Mi Producto, Mi Orgullo – OVOP Colombia, organizada en cinco ejes: fundamentos y principios del enfoque, conceptos clave de desarrollo local, ruta metodológica con sus guías, didácticas activas para su implementación y procesos de evaluación orientados a fortalecer el aprendizaje y la acción comunitaria." style="position:absolute;left:13045;width:37307;height:90586;visibility:visible" o:gfxdata="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">
                   <v:imagedata r:id="rId16" o:title=""/>
                   <o:lock v:ext="edit" aspectratio="f"/>
                 </v:shape>
@@ -467,7 +459,6 @@
                             <w:lang w:val="en-US"/>
                           </w:rPr>
                         </w:pPr>
-                        <w:proofErr w:type="spellStart"/>
                         <w:r>
                           <w:rPr>
                             <w:sz w:val="16"/>
@@ -476,7 +467,6 @@
                           </w:rPr>
                           <w:t>abarca</w:t>
                         </w:r>
-                        <w:proofErr w:type="spellEnd"/>
                       </w:p>
                     </w:txbxContent>
                   </v:textbox>
@@ -492,7 +482,6 @@
                             <w:lang w:val="en-US"/>
                           </w:rPr>
                         </w:pPr>
-                        <w:proofErr w:type="spellStart"/>
                         <w:r>
                           <w:rPr>
                             <w:sz w:val="16"/>
@@ -501,7 +490,6 @@
                           </w:rPr>
                           <w:t>incluye</w:t>
                         </w:r>
-                        <w:proofErr w:type="spellEnd"/>
                       </w:p>
                     </w:txbxContent>
                   </v:textbox>
@@ -517,7 +505,6 @@
                             <w:lang w:val="en-US"/>
                           </w:rPr>
                         </w:pPr>
-                        <w:proofErr w:type="spellStart"/>
                         <w:r>
                           <w:rPr>
                             <w:sz w:val="16"/>
@@ -526,7 +513,6 @@
                           </w:rPr>
                           <w:t>comprende</w:t>
                         </w:r>
-                        <w:proofErr w:type="spellEnd"/>
                       </w:p>
                     </w:txbxContent>
                   </v:textbox>
@@ -542,7 +528,6 @@
                             <w:lang w:val="en-US"/>
                           </w:rPr>
                         </w:pPr>
-                        <w:proofErr w:type="spellStart"/>
                         <w:r>
                           <w:rPr>
                             <w:sz w:val="16"/>
@@ -551,7 +536,6 @@
                           </w:rPr>
                           <w:t>abarca</w:t>
                         </w:r>
-                        <w:proofErr w:type="spellEnd"/>
                       </w:p>
                     </w:txbxContent>
                   </v:textbox>
@@ -2562,7 +2546,15 @@
         <a:p>
           <a:r>
             <a:rPr lang="es-CO" sz="700"/>
-            <a:t>Lugares de sombra y stress térmico.</a:t>
+            <a:t>Lugares de sombra y </a:t>
+          </a:r>
+          <a:r>
+            <a:rPr lang="es-CO" sz="700" i="1"/>
+            <a:t>stress</a:t>
+          </a:r>
+          <a:r>
+            <a:rPr lang="es-CO" sz="700"/>
+            <a:t> térmico.</a:t>
           </a:r>
         </a:p>
       </dgm:t>
@@ -7817,7 +7809,15 @@
           </a:pPr>
           <a:r>
             <a:rPr lang="es-CO" sz="700" kern="1200"/>
-            <a:t>Lugares de sombra y stress térmico.</a:t>
+            <a:t>Lugares de sombra y </a:t>
+          </a:r>
+          <a:r>
+            <a:rPr lang="es-CO" sz="700" i="1" kern="1200"/>
+            <a:t>stress</a:t>
+          </a:r>
+          <a:r>
+            <a:rPr lang="es-CO" sz="700" kern="1200"/>
+            <a:t> térmico.</a:t>
           </a:r>
         </a:p>
       </dsp:txBody>
@@ -12071,26 +12071,6 @@
 </file>
 
 <file path=customXml/item1.xml><?xml version="1.0" encoding="utf-8"?>
-<?mso-contentType ?>
-<FormTemplates xmlns="http://schemas.microsoft.com/sharepoint/v3/contenttype/forms">
-  <Display>DocumentLibraryForm</Display>
-  <Edit>DocumentLibraryForm</Edit>
-  <New>DocumentLibraryForm</New>
-</FormTemplates>
-</file>
-
-<file path=customXml/item2.xml><?xml version="1.0" encoding="utf-8"?>
-<p:properties xmlns:p="http://schemas.microsoft.com/office/2006/metadata/properties" xmlns:xsi="http://www.w3.org/2001/XMLSchema-instance" xmlns:pc="http://schemas.microsoft.com/office/infopath/2007/PartnerControls">
-  <documentManagement>
-    <TaxCatchAll xmlns="2c0ff4f8-6664-4eb8-8bb0-965f2536cb1b" xsi:nil="true"/>
-    <lcf76f155ced4ddcb4097134ff3c332f xmlns="2b6b437a-5846-4934-ac66-7de06297595b">
-      <Terms xmlns="http://schemas.microsoft.com/office/infopath/2007/PartnerControls"/>
-    </lcf76f155ced4ddcb4097134ff3c332f>
-  </documentManagement>
-</p:properties>
-</file>
-
-<file path=customXml/item3.xml><?xml version="1.0" encoding="utf-8"?>
 <ct:contentTypeSchema xmlns:ct="http://schemas.microsoft.com/office/2006/metadata/contentType" xmlns:ma="http://schemas.microsoft.com/office/2006/metadata/properties/metaAttributes" ct:_="" ma:_="" ma:contentTypeName="Documento" ma:contentTypeID="0x010100FD531872C7CE554584EF00C37E403D8B" ma:contentTypeVersion="12" ma:contentTypeDescription="Crear nuevo documento." ma:contentTypeScope="" ma:versionID="31ec82868ee9b6bc1821db441fdafaf4">
   <xsd:schema xmlns:xsd="http://www.w3.org/2001/XMLSchema" xmlns:xs="http://www.w3.org/2001/XMLSchema" xmlns:p="http://schemas.microsoft.com/office/2006/metadata/properties" xmlns:ns2="2b6b437a-5846-4934-ac66-7de06297595b" xmlns:ns3="2c0ff4f8-6664-4eb8-8bb0-965f2536cb1b" targetNamespace="http://schemas.microsoft.com/office/2006/metadata/properties" ma:root="true" ma:fieldsID="dfd02cd6e973274cdf3c9f2822ea5e9d" ns2:_="" ns3:_="">
     <xsd:import namespace="2b6b437a-5846-4934-ac66-7de06297595b"/>
@@ -12291,10 +12271,41 @@
 </ct:contentTypeSchema>
 </file>
 
+<file path=customXml/item2.xml><?xml version="1.0" encoding="utf-8"?>
+<p:properties xmlns:p="http://schemas.microsoft.com/office/2006/metadata/properties" xmlns:xsi="http://www.w3.org/2001/XMLSchema-instance" xmlns:pc="http://schemas.microsoft.com/office/infopath/2007/PartnerControls">
+  <documentManagement>
+    <TaxCatchAll xmlns="2c0ff4f8-6664-4eb8-8bb0-965f2536cb1b" xsi:nil="true"/>
+    <lcf76f155ced4ddcb4097134ff3c332f xmlns="2b6b437a-5846-4934-ac66-7de06297595b">
+      <Terms xmlns="http://schemas.microsoft.com/office/infopath/2007/PartnerControls"/>
+    </lcf76f155ced4ddcb4097134ff3c332f>
+  </documentManagement>
+</p:properties>
+</file>
+
+<file path=customXml/item3.xml><?xml version="1.0" encoding="utf-8"?>
+<?mso-contentType ?>
+<FormTemplates xmlns="http://schemas.microsoft.com/sharepoint/v3/contenttype/forms">
+  <Display>DocumentLibraryForm</Display>
+  <Edit>DocumentLibraryForm</Edit>
+  <New>DocumentLibraryForm</New>
+</FormTemplates>
+</file>
+
 <file path=customXml/itemProps1.xml><?xml version="1.0" encoding="utf-8"?>
-<ds:datastoreItem xmlns:ds="http://schemas.openxmlformats.org/officeDocument/2006/customXml" ds:itemID="{FDB082FD-888F-4E71-B459-D430DB0D53B0}">
+<ds:datastoreItem xmlns:ds="http://schemas.openxmlformats.org/officeDocument/2006/customXml" ds:itemID="{04E8D3B9-3321-420E-A5B8-CAB8040C6708}">
   <ds:schemaRefs>
-    <ds:schemaRef ds:uri="http://schemas.microsoft.com/sharepoint/v3/contenttype/forms"/>
+    <ds:schemaRef ds:uri="http://schemas.microsoft.com/office/2006/metadata/contentType"/>
+    <ds:schemaRef ds:uri="http://schemas.microsoft.com/office/2006/metadata/properties/metaAttributes"/>
+    <ds:schemaRef ds:uri="http://www.w3.org/2001/XMLSchema"/>
+    <ds:schemaRef ds:uri="http://schemas.microsoft.com/office/2006/metadata/properties"/>
+    <ds:schemaRef ds:uri="2b6b437a-5846-4934-ac66-7de06297595b"/>
+    <ds:schemaRef ds:uri="2c0ff4f8-6664-4eb8-8bb0-965f2536cb1b"/>
+    <ds:schemaRef ds:uri="http://schemas.microsoft.com/office/2006/documentManagement/types"/>
+    <ds:schemaRef ds:uri="http://schemas.microsoft.com/office/infopath/2007/PartnerControls"/>
+    <ds:schemaRef ds:uri="http://schemas.openxmlformats.org/package/2006/metadata/core-properties"/>
+    <ds:schemaRef ds:uri="http://purl.org/dc/elements/1.1/"/>
+    <ds:schemaRef ds:uri="http://purl.org/dc/terms/"/>
+    <ds:schemaRef ds:uri="http://schemas.microsoft.com/internal/obd"/>
   </ds:schemaRefs>
 </ds:datastoreItem>
 </file>
@@ -12311,5 +12322,9 @@
 </file>
 
 <file path=customXml/itemProps3.xml><?xml version="1.0" encoding="utf-8"?>
-<ds:datastoreItem xmlns:ds="http://schemas.openxmlformats.org/officeDocument/2006/customXml" ds:itemID="{04E8D3B9-3321-420E-A5B8-CAB8040C6708}"/>
+<ds:datastoreItem xmlns:ds="http://schemas.openxmlformats.org/officeDocument/2006/customXml" ds:itemID="{FDB082FD-888F-4E71-B459-D430DB0D53B0}">
+  <ds:schemaRefs>
+    <ds:schemaRef ds:uri="http://schemas.microsoft.com/sharepoint/v3/contenttype/forms"/>
+  </ds:schemaRefs>
+</ds:datastoreItem>
 </file>